--- a/rapports/2026-06-06/EQ29/EQ29_enq1_v2/DR_062202010008/64-87-70-89.docx
+++ b/rapports/2026-06-06/EQ29/EQ29_enq1_v2/DR_062202010008/64-87-70-89.docx
@@ -297,7 +297,7 @@
           <w:color w:val="1F6FEB"/>
           <w:sz w:val="22"/>
         </w:rPr>
-        <w:t>⚠ INCOHÉRENCES À CORRIGER (171)</w:t>
+        <w:t>⚠ INCOHÉRENCES À CORRIGER (164)</w:t>
       </w:r>
     </w:p>
     <w:tbl>
@@ -814,7 +814,7 @@
                 <w:color w:val="16A34A"/>
                 <w:sz w:val="16"/>
               </w:rPr>
-              <w:t>s01q39</w:t>
+              <w:t>s01q25, s01q30, s04q23, s01q00b, s01q30_decode, s04q23_decode</w:t>
             </w:r>
           </w:p>
         </w:tc>
@@ -845,7 +845,7 @@
                 <w:i w:val="0"/>
                 <w:sz w:val="17"/>
               </w:rPr>
-              <w:t>Incoherence! Awa ndao dispose d'un téléphone portable à s01q39, donc la raison évoquée ne peut pas être (ne dispose pas d'appareil).</w:t>
+              <w:t>Incoherence! Aida Sarr a declaré que la catégorie socioprofessionnelle de son père est  alors que le père lui-même declare comme catégorie socioprofessionnelle Travailleur pour compte propre au niveau de la section 4b.</w:t>
             </w:r>
           </w:p>
         </w:tc>
@@ -935,7 +935,7 @@
                 <w:i w:val="0"/>
                 <w:sz w:val="17"/>
               </w:rPr>
-              <w:t>Incoherence! Awa sarr a declaré que la catégorie socioprofessionnelle de sa mère est  alors que la mère elle-même declare comme catégorie socioprofessionnelle Travailleur familial contribuant à une entreprise familiale au niveau de la section 4b.</w:t>
+              <w:t>Incoherence! Aida Sarr a declaré que la catégorie socioprofessionnelle de sa mère est  alors que la mère elle-même declare comme catégorie socioprofessionnelle Travailleur familial contribuant à une entreprise familiale au niveau de la section 4b.</w:t>
             </w:r>
           </w:p>
         </w:tc>
@@ -994,7 +994,7 @@
                 <w:color w:val="16A34A"/>
                 <w:sz w:val="16"/>
               </w:rPr>
-              <w:t>s01q32, s01q37, s04q23, s01q00b, s01q37_decode, s04q23_decode</w:t>
+              <w:t>s01q39</w:t>
             </w:r>
           </w:p>
         </w:tc>
@@ -1025,7 +1025,7 @@
                 <w:i w:val="0"/>
                 <w:sz w:val="17"/>
               </w:rPr>
-              <w:t>Incoherence! Badou sarr2 a declaré que la catégorie socioprofessionnelle de sa mère est  alors que la mère elle-même declare comme catégorie socioprofessionnelle Travailleur familial contribuant à une entreprise familiale au niveau de la section 4b.</w:t>
+              <w:t>Incoherence! Awa ndao dispose d'un téléphone portable à s01q39, donc la raison évoquée ne peut pas être (ne dispose pas d'appareil).</w:t>
             </w:r>
           </w:p>
         </w:tc>
@@ -1115,7 +1115,7 @@
                 <w:i w:val="0"/>
                 <w:sz w:val="17"/>
               </w:rPr>
-              <w:t>Incoherence! El HADJI Sarr2 a declaré que la catégorie socioprofessionnelle de sa mère est  alors que la mère elle-même declare comme catégorie socioprofessionnelle Travailleur familial contribuant à une entreprise familiale au niveau de la section 4b.</w:t>
+              <w:t>Incoherence! Awa sarr a declaré que la catégorie socioprofessionnelle de sa mère est  alors que la mère elle-même declare comme catégorie socioprofessionnelle Travailleur familial contribuant à une entreprise familiale au niveau de la section 4b.</w:t>
             </w:r>
           </w:p>
         </w:tc>
@@ -1174,7 +1174,7 @@
                 <w:color w:val="16A34A"/>
                 <w:sz w:val="16"/>
               </w:rPr>
-              <w:t>s01q39</w:t>
+              <w:t>s01q32, s01q37, s04q23, s01q00b, s01q37_decode, s04q23_decode</w:t>
             </w:r>
           </w:p>
         </w:tc>
@@ -1205,7 +1205,7 @@
                 <w:i w:val="0"/>
                 <w:sz w:val="17"/>
               </w:rPr>
-              <w:t>Incoherence! El Momath Sarr dispose d'un téléphone portable à s01q39, donc la raison évoquée ne peut pas être (ne dispose pas d'appareil).</w:t>
+              <w:t>Incoherence! Badou sarr2 a declaré que la catégorie socioprofessionnelle de sa mère est  alors que la mère elle-même declare comme catégorie socioprofessionnelle Travailleur familial contribuant à une entreprise familiale au niveau de la section 4b.</w:t>
             </w:r>
           </w:p>
         </w:tc>
@@ -1295,7 +1295,7 @@
                 <w:i w:val="0"/>
                 <w:sz w:val="17"/>
               </w:rPr>
-              <w:t>Incoherence! ISMAEL Sarr a declaré que la catégorie socioprofessionnelle de sa mère est  alors que la mère elle-même declare comme catégorie socioprofessionnelle Travailleur familial contribuant à une entreprise familiale au niveau de la section 4b.</w:t>
+              <w:t>Incoherence! El HADJI Sarr2 a declaré que la catégorie socioprofessionnelle de sa mère est  alors que la mère elle-même declare comme catégorie socioprofessionnelle Travailleur familial contribuant à une entreprise familiale au niveau de la section 4b.</w:t>
             </w:r>
           </w:p>
         </w:tc>
@@ -1354,7 +1354,7 @@
                 <w:color w:val="16A34A"/>
                 <w:sz w:val="16"/>
               </w:rPr>
-              <w:t>s01q32, s01q37, s04q23, s01q00b, s01q37_decode, s04q23_decode</w:t>
+              <w:t>s01q39</w:t>
             </w:r>
           </w:p>
         </w:tc>
@@ -1385,7 +1385,7 @@
                 <w:i w:val="0"/>
                 <w:sz w:val="17"/>
               </w:rPr>
-              <w:t>Incoherence! Maguette sarr a declaré que la catégorie socioprofessionnelle de sa mère est  alors que la mère elle-même declare comme catégorie socioprofessionnelle Travailleur familial contribuant à une entreprise familiale au niveau de la section 4b.</w:t>
+              <w:t>Incoherence! El Momath Sarr dispose d'un téléphone portable à s01q39, donc la raison évoquée ne peut pas être (ne dispose pas d'appareil).</w:t>
             </w:r>
           </w:p>
         </w:tc>
@@ -1475,7 +1475,7 @@
                 <w:i w:val="0"/>
                 <w:sz w:val="17"/>
               </w:rPr>
-              <w:t>Incoherence! Matar sarr a declaré que la catégorie socioprofessionnelle de son père est  alors que le père lui-même declare comme catégorie socioprofessionnelle Travailleur pour compte propre au niveau de la section 4b.</w:t>
+              <w:t>Incoherence! Fatou Sarr a declaré que la catégorie socioprofessionnelle de son père est  alors que le père lui-même declare comme catégorie socioprofessionnelle Travailleur pour compte propre au niveau de la section 4b.</w:t>
             </w:r>
           </w:p>
         </w:tc>
@@ -1565,7 +1565,7 @@
                 <w:i w:val="0"/>
                 <w:sz w:val="17"/>
               </w:rPr>
-              <w:t>Incoherence! Matar sarr a declaré que la catégorie socioprofessionnelle de sa mère est  alors que la mère elle-même declare comme catégorie socioprofessionnelle Travailleur familial contribuant à une entreprise familiale au niveau de la section 4b.</w:t>
+              <w:t>Incoherence! Fatou Sarr a declaré que la catégorie socioprofessionnelle de sa mère est  alors que la mère elle-même declare comme catégorie socioprofessionnelle Travailleur familial contribuant à une entreprise familiale au niveau de la section 4b.</w:t>
             </w:r>
           </w:p>
         </w:tc>
@@ -1655,7 +1655,7 @@
                 <w:i w:val="0"/>
                 <w:sz w:val="17"/>
               </w:rPr>
-              <w:t>Incoherence! Modou sarr a declaré que la catégorie socioprofessionnelle de sa mère est  alors que la mère elle-même declare comme catégorie socioprofessionnelle Travailleur familial contribuant à une entreprise familiale au niveau de la section 4b.</w:t>
+              <w:t>Incoherence! ISMAEL Sarr a declaré que la catégorie socioprofessionnelle de sa mère est  alors que la mère elle-même declare comme catégorie socioprofessionnelle Travailleur familial contribuant à une entreprise familiale au niveau de la section 4b.</w:t>
             </w:r>
           </w:p>
         </w:tc>
@@ -1745,7 +1745,7 @@
                 <w:i w:val="0"/>
                 <w:sz w:val="17"/>
               </w:rPr>
-              <w:t>Incoherence! Nouveau Né a declaré que la catégorie socioprofessionnelle de sa mère est  alors que la mère elle-même declare comme catégorie socioprofessionnelle Travailleur familial contribuant à une entreprise familiale au niveau de la section 4b.</w:t>
+              <w:t>Incoherence! Maguette sarr a declaré que la catégorie socioprofessionnelle de sa mère est  alors que la mère elle-même declare comme catégorie socioprofessionnelle Travailleur familial contribuant à une entreprise familiale au niveau de la section 4b.</w:t>
             </w:r>
           </w:p>
         </w:tc>
@@ -1835,7 +1835,7 @@
                 <w:i w:val="0"/>
                 <w:sz w:val="17"/>
               </w:rPr>
-              <w:t>Incoherence! Aida Sarr a declaré que la catégorie socioprofessionnelle de son père est  alors que le père lui-même declare comme catégorie socioprofessionnelle Travailleur pour compte propre au niveau de la section 4b.</w:t>
+              <w:t>Incoherence! Matar sarr a declaré que la catégorie socioprofessionnelle de son père est  alors que le père lui-même declare comme catégorie socioprofessionnelle Travailleur pour compte propre au niveau de la section 4b.</w:t>
             </w:r>
           </w:p>
         </w:tc>
@@ -1925,7 +1925,7 @@
                 <w:i w:val="0"/>
                 <w:sz w:val="17"/>
               </w:rPr>
-              <w:t>Incoherence! Aida Sarr a declaré que la catégorie socioprofessionnelle de sa mère est  alors que la mère elle-même declare comme catégorie socioprofessionnelle Travailleur familial contribuant à une entreprise familiale au niveau de la section 4b.</w:t>
+              <w:t>Incoherence! Matar sarr a declaré que la catégorie socioprofessionnelle de sa mère est  alors que la mère elle-même declare comme catégorie socioprofessionnelle Travailleur familial contribuant à une entreprise familiale au niveau de la section 4b.</w:t>
             </w:r>
           </w:p>
         </w:tc>
@@ -2015,7 +2015,7 @@
                 <w:i w:val="0"/>
                 <w:sz w:val="17"/>
               </w:rPr>
-              <w:t>Incoherence! Fatou Sarr a declaré que la catégorie socioprofessionnelle de son père est  alors que le père lui-même declare comme catégorie socioprofessionnelle Travailleur pour compte propre au niveau de la section 4b.</w:t>
+              <w:t>Incoherence! Maty Sarr a declaré que la catégorie socioprofessionnelle de son père est  alors que le père lui-même declare comme catégorie socioprofessionnelle Travailleur pour compte propre au niveau de la section 4b.</w:t>
             </w:r>
           </w:p>
         </w:tc>
@@ -2105,7 +2105,7 @@
                 <w:i w:val="0"/>
                 <w:sz w:val="17"/>
               </w:rPr>
-              <w:t>Incoherence! Fatou Sarr a declaré que la catégorie socioprofessionnelle de sa mère est  alors que la mère elle-même declare comme catégorie socioprofessionnelle Travailleur familial contribuant à une entreprise familiale au niveau de la section 4b.</w:t>
+              <w:t>Incoherence! Maty Sarr a declaré que la catégorie socioprofessionnelle de sa mère est  alors que la mère elle-même declare comme catégorie socioprofessionnelle Travailleur familial contribuant à une entreprise familiale au niveau de la section 4b.</w:t>
             </w:r>
           </w:p>
         </w:tc>
@@ -2164,7 +2164,7 @@
                 <w:color w:val="16A34A"/>
                 <w:sz w:val="16"/>
               </w:rPr>
-              <w:t>s01q25, s01q30, s04q23, s01q00b, s01q30_decode, s04q23_decode</w:t>
+              <w:t>s01q32, s01q37, s04q23, s01q00b, s01q37_decode, s04q23_decode</w:t>
             </w:r>
           </w:p>
         </w:tc>
@@ -2195,7 +2195,7 @@
                 <w:i w:val="0"/>
                 <w:sz w:val="17"/>
               </w:rPr>
-              <w:t>Incoherence! Maty Sarr a declaré que la catégorie socioprofessionnelle de son père est  alors que le père lui-même declare comme catégorie socioprofessionnelle Travailleur pour compte propre au niveau de la section 4b.</w:t>
+              <w:t>Incoherence! Modou sarr a declaré que la catégorie socioprofessionnelle de sa mère est  alors que la mère elle-même declare comme catégorie socioprofessionnelle Travailleur familial contribuant à une entreprise familiale au niveau de la section 4b.</w:t>
             </w:r>
           </w:p>
         </w:tc>
@@ -2285,7 +2285,7 @@
                 <w:i w:val="0"/>
                 <w:sz w:val="17"/>
               </w:rPr>
-              <w:t>Incoherence! Maty Sarr a declaré que la catégorie socioprofessionnelle de sa mère est  alors que la mère elle-même declare comme catégorie socioprofessionnelle Travailleur familial contribuant à une entreprise familiale au niveau de la section 4b.</w:t>
+              <w:t>Incoherence! Nouveau Né a declaré que la catégorie socioprofessionnelle de sa mère est  alors que la mère elle-même declare comme catégorie socioprofessionnelle Travailleur familial contribuant à une entreprise familiale au niveau de la section 4b.</w:t>
             </w:r>
           </w:p>
         </w:tc>
@@ -3635,7 +3635,7 @@
                 <w:i w:val="0"/>
                 <w:sz w:val="17"/>
               </w:rPr>
-              <w:t>Prière de verifier l'information donnée par Awa sarr ou corriger au niveau de la section 1.</w:t>
+              <w:t>Prière de verifier l'information donnée par Aida Sarr ou corriger au niveau de la section 1.</w:t>
             </w:r>
           </w:p>
         </w:tc>
@@ -3725,7 +3725,7 @@
                 <w:i w:val="0"/>
                 <w:sz w:val="17"/>
               </w:rPr>
-              <w:t>Prière de verifier l'information donnée par Badou sarr2 ou corriger au niveau de la section 1.</w:t>
+              <w:t>Prière de verifier l'information donnée par Awa sarr ou corriger au niveau de la section 1.</w:t>
             </w:r>
           </w:p>
         </w:tc>
@@ -3815,7 +3815,7 @@
                 <w:i w:val="0"/>
                 <w:sz w:val="17"/>
               </w:rPr>
-              <w:t>Prière de verifier l'information donnée par El HADJI Sarr2 ou corriger au niveau de la section 1.</w:t>
+              <w:t>Prière de verifier l'information donnée par Badou sarr2 ou corriger au niveau de la section 1.</w:t>
             </w:r>
           </w:p>
         </w:tc>
@@ -3905,7 +3905,7 @@
                 <w:i w:val="0"/>
                 <w:sz w:val="17"/>
               </w:rPr>
-              <w:t>Prière de verifier l'information donnée par ISMAEL Sarr ou corriger au niveau de la section 1.</w:t>
+              <w:t>Prière de verifier l'information donnée par El HADJI Sarr2 ou corriger au niveau de la section 1.</w:t>
             </w:r>
           </w:p>
         </w:tc>
@@ -3995,7 +3995,7 @@
                 <w:i w:val="0"/>
                 <w:sz w:val="17"/>
               </w:rPr>
-              <w:t>Prière de verifier l'information donnée par Maguette sarr ou corriger au niveau de la section 1.</w:t>
+              <w:t>Prière de verifier l'information donnée par Fatou Sarr ou corriger au niveau de la section 1.</w:t>
             </w:r>
           </w:p>
         </w:tc>
@@ -4085,7 +4085,7 @@
                 <w:i w:val="0"/>
                 <w:sz w:val="17"/>
               </w:rPr>
-              <w:t>Prière de verifier l'information donnée par Matar sarr ou corriger au niveau de la section 1.</w:t>
+              <w:t>Prière de verifier l'information donnée par ISMAEL Sarr ou corriger au niveau de la section 1.</w:t>
             </w:r>
           </w:p>
         </w:tc>
@@ -4175,7 +4175,7 @@
                 <w:i w:val="0"/>
                 <w:sz w:val="17"/>
               </w:rPr>
-              <w:t>Prière de verifier l'information donnée par Modou sarr ou corriger au niveau de la section 1.</w:t>
+              <w:t>Prière de verifier l'information donnée par Maguette sarr ou corriger au niveau de la section 1.</w:t>
             </w:r>
           </w:p>
         </w:tc>
@@ -4265,7 +4265,7 @@
                 <w:i w:val="0"/>
                 <w:sz w:val="17"/>
               </w:rPr>
-              <w:t>Prière de verifier l'information donnée par Nouveau Né ou corriger au niveau de la section 1.</w:t>
+              <w:t>Prière de verifier l'information donnée par Matar sarr ou corriger au niveau de la section 1.</w:t>
             </w:r>
           </w:p>
         </w:tc>
@@ -4324,7 +4324,7 @@
                 <w:color w:val="16A34A"/>
                 <w:sz w:val="16"/>
               </w:rPr>
-              <w:t>s00q27, s01q03a, s01q03b, s01q03c, s01q00b</w:t>
+              <w:t>—</w:t>
             </w:r>
           </w:p>
         </w:tc>
@@ -4355,7 +4355,7 @@
                 <w:i w:val="0"/>
                 <w:sz w:val="17"/>
               </w:rPr>
-              <w:t>Les informations sur l'acte de naissance (ni Jours, ni mois et ni années) de  Aida Sarr  manquent, s'il vous plait pouvez-vous fournir d'effort pour avoir ces informations.</w:t>
+              <w:t>Prière de verifier l'information donnée par Maty Sarr ou corriger au niveau de la section 1.</w:t>
             </w:r>
           </w:p>
         </w:tc>
@@ -4445,7 +4445,7 @@
                 <w:i w:val="0"/>
                 <w:sz w:val="17"/>
               </w:rPr>
-              <w:t>Prière de verifier l'information donnée par Aida Sarr ou corriger au niveau de la section 1.</w:t>
+              <w:t>Prière de verifier l'information donnée par Modou sarr ou corriger au niveau de la section 1.</w:t>
             </w:r>
           </w:p>
         </w:tc>
@@ -4504,7 +4504,7 @@
                 <w:color w:val="16A34A"/>
                 <w:sz w:val="16"/>
               </w:rPr>
-              <w:t>s00q27, s01q03a, s01q03b, s01q03c, s01q00b</w:t>
+              <w:t>—</w:t>
             </w:r>
           </w:p>
         </w:tc>
@@ -4535,7 +4535,7 @@
                 <w:i w:val="0"/>
                 <w:sz w:val="17"/>
               </w:rPr>
-              <w:t>Les informations sur l'acte de naissance (ni Jours, ni mois et ni années) de  Fatou Sarr  manquent, s'il vous plait pouvez-vous fournir d'effort pour avoir ces informations.</w:t>
+              <w:t>Prière de verifier l'information donnée par Nouveau Né ou corriger au niveau de la section 1.</w:t>
             </w:r>
           </w:p>
         </w:tc>
@@ -4625,637 +4625,7 @@
                 <w:i w:val="0"/>
                 <w:sz w:val="17"/>
               </w:rPr>
-              <w:t>Prière de verifier l'information donnée par Fatou Sarr ou corriger au niveau de la section 1.</w:t>
-            </w:r>
-          </w:p>
-        </w:tc>
-      </w:tr>
-      <w:tr>
-        <w:tc>
-          <w:tcPr>
-            <w:tcW w:type="dxa" w:w="964"/>
-          </w:tcPr>
-          <w:p>
-            <w:r>
-              <w:rPr>
-                <w:b/>
-                <w:i w:val="0"/>
-                <w:color w:val="EA580C"/>
-                <w:sz w:val="16"/>
-              </w:rPr>
-              <w:t>Moyenne</w:t>
-            </w:r>
-          </w:p>
-        </w:tc>
-        <w:tc>
-          <w:tcPr>
-            <w:tcW w:type="dxa" w:w="1247"/>
-          </w:tcPr>
-          <w:p>
-            <w:r>
-              <w:rPr>
-                <w:b/>
-                <w:i w:val="0"/>
-                <w:sz w:val="16"/>
-              </w:rPr>
-              <w:t>S01</w:t>
-              <w:br/>
-            </w:r>
-            <w:r>
-              <w:rPr>
-                <w:b w:val="0"/>
-                <w:i w:val="0"/>
-                <w:color w:val="64748B"/>
-                <w:sz w:val="14"/>
-              </w:rPr>
-              <w:t>Démographie</w:t>
-            </w:r>
-          </w:p>
-        </w:tc>
-        <w:tc>
-          <w:tcPr>
-            <w:tcW w:type="dxa" w:w="1531"/>
-          </w:tcPr>
-          <w:p>
-            <w:r>
-              <w:rPr>
-                <w:b/>
-                <w:i w:val="0"/>
-                <w:color w:val="16A34A"/>
-                <w:sz w:val="16"/>
-              </w:rPr>
-              <w:t>s00q27, s01q03a, s01q03b, s01q03c, s01q00b</w:t>
-            </w:r>
-          </w:p>
-        </w:tc>
-        <w:tc>
-          <w:tcPr>
-            <w:tcW w:type="dxa" w:w="1191"/>
-          </w:tcPr>
-          <w:p>
-            <w:r>
-              <w:rPr>
-                <w:b w:val="0"/>
-                <w:i w:val="0"/>
-                <w:color w:val="64748B"/>
-                <w:sz w:val="16"/>
-              </w:rPr>
-              <w:t>GT-CQ</w:t>
-            </w:r>
-          </w:p>
-        </w:tc>
-        <w:tc>
-          <w:tcPr>
-            <w:tcW w:type="dxa" w:w="4706"/>
-          </w:tcPr>
-          <w:p>
-            <w:r>
-              <w:rPr>
-                <w:b w:val="0"/>
-                <w:i w:val="0"/>
-                <w:sz w:val="17"/>
-              </w:rPr>
-              <w:t>Les informations sur l'acte de naissance (ni Jours, ni mois et ni années) de  Khady diaw  manquent, s'il vous plait pouvez-vous fournir d'effort pour avoir ces informations.</w:t>
-            </w:r>
-          </w:p>
-        </w:tc>
-      </w:tr>
-      <w:tr>
-        <w:tc>
-          <w:tcPr>
-            <w:tcW w:type="dxa" w:w="964"/>
-          </w:tcPr>
-          <w:p>
-            <w:r>
-              <w:rPr>
-                <w:b/>
-                <w:i w:val="0"/>
-                <w:color w:val="EA580C"/>
-                <w:sz w:val="16"/>
-              </w:rPr>
-              <w:t>Moyenne</w:t>
-            </w:r>
-          </w:p>
-        </w:tc>
-        <w:tc>
-          <w:tcPr>
-            <w:tcW w:type="dxa" w:w="1247"/>
-          </w:tcPr>
-          <w:p>
-            <w:r>
-              <w:rPr>
-                <w:b/>
-                <w:i w:val="0"/>
-                <w:sz w:val="16"/>
-              </w:rPr>
-              <w:t>S01</w:t>
-              <w:br/>
-            </w:r>
-            <w:r>
-              <w:rPr>
-                <w:b w:val="0"/>
-                <w:i w:val="0"/>
-                <w:color w:val="64748B"/>
-                <w:sz w:val="14"/>
-              </w:rPr>
-              <w:t>Démographie</w:t>
-            </w:r>
-          </w:p>
-        </w:tc>
-        <w:tc>
-          <w:tcPr>
-            <w:tcW w:type="dxa" w:w="1531"/>
-          </w:tcPr>
-          <w:p>
-            <w:r>
-              <w:rPr>
-                <w:b/>
-                <w:i w:val="0"/>
-                <w:color w:val="16A34A"/>
-                <w:sz w:val="16"/>
-              </w:rPr>
-              <w:t>s00q27, s01q03a, s01q03b, s01q03c, s01q00b</w:t>
-            </w:r>
-          </w:p>
-        </w:tc>
-        <w:tc>
-          <w:tcPr>
-            <w:tcW w:type="dxa" w:w="1191"/>
-          </w:tcPr>
-          <w:p>
-            <w:r>
-              <w:rPr>
-                <w:b w:val="0"/>
-                <w:i w:val="0"/>
-                <w:color w:val="64748B"/>
-                <w:sz w:val="16"/>
-              </w:rPr>
-              <w:t>GT-CQ</w:t>
-            </w:r>
-          </w:p>
-        </w:tc>
-        <w:tc>
-          <w:tcPr>
-            <w:tcW w:type="dxa" w:w="4706"/>
-          </w:tcPr>
-          <w:p>
-            <w:r>
-              <w:rPr>
-                <w:b w:val="0"/>
-                <w:i w:val="0"/>
-                <w:sz w:val="17"/>
-              </w:rPr>
-              <w:t>Les informations sur l'acte de naissance (ni Jours, ni mois et ni années) de  Malick sarr  manquent, s'il vous plait pouvez-vous fournir d'effort pour avoir ces informations.</w:t>
-            </w:r>
-          </w:p>
-        </w:tc>
-      </w:tr>
-      <w:tr>
-        <w:tc>
-          <w:tcPr>
-            <w:tcW w:type="dxa" w:w="964"/>
-          </w:tcPr>
-          <w:p>
-            <w:r>
-              <w:rPr>
-                <w:b/>
-                <w:i w:val="0"/>
-                <w:color w:val="EA580C"/>
-                <w:sz w:val="16"/>
-              </w:rPr>
-              <w:t>Moyenne</w:t>
-            </w:r>
-          </w:p>
-        </w:tc>
-        <w:tc>
-          <w:tcPr>
-            <w:tcW w:type="dxa" w:w="1247"/>
-          </w:tcPr>
-          <w:p>
-            <w:r>
-              <w:rPr>
-                <w:b/>
-                <w:i w:val="0"/>
-                <w:sz w:val="16"/>
-              </w:rPr>
-              <w:t>S01</w:t>
-              <w:br/>
-            </w:r>
-            <w:r>
-              <w:rPr>
-                <w:b w:val="0"/>
-                <w:i w:val="0"/>
-                <w:color w:val="64748B"/>
-                <w:sz w:val="14"/>
-              </w:rPr>
-              <w:t>Démographie</w:t>
-            </w:r>
-          </w:p>
-        </w:tc>
-        <w:tc>
-          <w:tcPr>
-            <w:tcW w:type="dxa" w:w="1531"/>
-          </w:tcPr>
-          <w:p>
-            <w:r>
-              <w:rPr>
-                <w:b/>
-                <w:i w:val="0"/>
-                <w:color w:val="16A34A"/>
-                <w:sz w:val="16"/>
-              </w:rPr>
-              <w:t>s00q27, s01q03a, s01q03b, s01q03c, s01q00b</w:t>
-            </w:r>
-          </w:p>
-        </w:tc>
-        <w:tc>
-          <w:tcPr>
-            <w:tcW w:type="dxa" w:w="1191"/>
-          </w:tcPr>
-          <w:p>
-            <w:r>
-              <w:rPr>
-                <w:b w:val="0"/>
-                <w:i w:val="0"/>
-                <w:color w:val="64748B"/>
-                <w:sz w:val="16"/>
-              </w:rPr>
-              <w:t>GT-CQ</w:t>
-            </w:r>
-          </w:p>
-        </w:tc>
-        <w:tc>
-          <w:tcPr>
-            <w:tcW w:type="dxa" w:w="4706"/>
-          </w:tcPr>
-          <w:p>
-            <w:r>
-              <w:rPr>
-                <w:b w:val="0"/>
-                <w:i w:val="0"/>
-                <w:sz w:val="17"/>
-              </w:rPr>
-              <w:t>Les informations sur l'acte de naissance (ni Jours, ni mois et ni années) de  Maty Sarr  manquent, s'il vous plait pouvez-vous fournir d'effort pour avoir ces informations.</w:t>
-            </w:r>
-          </w:p>
-        </w:tc>
-      </w:tr>
-      <w:tr>
-        <w:tc>
-          <w:tcPr>
-            <w:tcW w:type="dxa" w:w="964"/>
-          </w:tcPr>
-          <w:p>
-            <w:r>
-              <w:rPr>
-                <w:b/>
-                <w:i w:val="0"/>
-                <w:color w:val="EA580C"/>
-                <w:sz w:val="16"/>
-              </w:rPr>
-              <w:t>Moyenne</w:t>
-            </w:r>
-          </w:p>
-        </w:tc>
-        <w:tc>
-          <w:tcPr>
-            <w:tcW w:type="dxa" w:w="1247"/>
-          </w:tcPr>
-          <w:p>
-            <w:r>
-              <w:rPr>
-                <w:b/>
-                <w:i w:val="0"/>
-                <w:sz w:val="16"/>
-              </w:rPr>
-              <w:t>S01</w:t>
-              <w:br/>
-            </w:r>
-            <w:r>
-              <w:rPr>
-                <w:b w:val="0"/>
-                <w:i w:val="0"/>
-                <w:color w:val="64748B"/>
-                <w:sz w:val="14"/>
-              </w:rPr>
-              <w:t>Démographie</w:t>
-            </w:r>
-          </w:p>
-        </w:tc>
-        <w:tc>
-          <w:tcPr>
-            <w:tcW w:type="dxa" w:w="1531"/>
-          </w:tcPr>
-          <w:p>
-            <w:r>
-              <w:rPr>
-                <w:b/>
-                <w:i w:val="0"/>
-                <w:color w:val="16A34A"/>
-                <w:sz w:val="16"/>
-              </w:rPr>
-              <w:t>—</w:t>
-            </w:r>
-          </w:p>
-        </w:tc>
-        <w:tc>
-          <w:tcPr>
-            <w:tcW w:type="dxa" w:w="1191"/>
-          </w:tcPr>
-          <w:p>
-            <w:r>
-              <w:rPr>
-                <w:b w:val="0"/>
-                <w:i w:val="0"/>
-                <w:color w:val="64748B"/>
-                <w:sz w:val="16"/>
-              </w:rPr>
-              <w:t>GT-CQ</w:t>
-            </w:r>
-          </w:p>
-        </w:tc>
-        <w:tc>
-          <w:tcPr>
-            <w:tcW w:type="dxa" w:w="4706"/>
-          </w:tcPr>
-          <w:p>
-            <w:r>
-              <w:rPr>
-                <w:b w:val="0"/>
-                <w:i w:val="0"/>
-                <w:sz w:val="17"/>
-              </w:rPr>
-              <w:t>Prière de verifier l'information donnée par Maty Sarr ou corriger au niveau de la section 1.</w:t>
-            </w:r>
-          </w:p>
-        </w:tc>
-      </w:tr>
-      <w:tr>
-        <w:tc>
-          <w:tcPr>
-            <w:tcW w:type="dxa" w:w="964"/>
-          </w:tcPr>
-          <w:p>
-            <w:r>
-              <w:rPr>
-                <w:b/>
-                <w:i w:val="0"/>
-                <w:color w:val="EA580C"/>
-                <w:sz w:val="16"/>
-              </w:rPr>
-              <w:t>Moyenne</w:t>
-            </w:r>
-          </w:p>
-        </w:tc>
-        <w:tc>
-          <w:tcPr>
-            <w:tcW w:type="dxa" w:w="1247"/>
-          </w:tcPr>
-          <w:p>
-            <w:r>
-              <w:rPr>
-                <w:b/>
-                <w:i w:val="0"/>
-                <w:sz w:val="16"/>
-              </w:rPr>
-              <w:t>S01</w:t>
-              <w:br/>
-            </w:r>
-            <w:r>
-              <w:rPr>
-                <w:b w:val="0"/>
-                <w:i w:val="0"/>
-                <w:color w:val="64748B"/>
-                <w:sz w:val="14"/>
-              </w:rPr>
-              <w:t>Démographie</w:t>
-            </w:r>
-          </w:p>
-        </w:tc>
-        <w:tc>
-          <w:tcPr>
-            <w:tcW w:type="dxa" w:w="1531"/>
-          </w:tcPr>
-          <w:p>
-            <w:r>
-              <w:rPr>
-                <w:b/>
-                <w:i w:val="0"/>
-                <w:color w:val="16A34A"/>
-                <w:sz w:val="16"/>
-              </w:rPr>
-              <w:t>s00q27, s01q03a, s01q03b, s01q03c, s01q00b</w:t>
-            </w:r>
-          </w:p>
-        </w:tc>
-        <w:tc>
-          <w:tcPr>
-            <w:tcW w:type="dxa" w:w="1191"/>
-          </w:tcPr>
-          <w:p>
-            <w:r>
-              <w:rPr>
-                <w:b w:val="0"/>
-                <w:i w:val="0"/>
-                <w:color w:val="64748B"/>
-                <w:sz w:val="16"/>
-              </w:rPr>
-              <w:t>GT-CQ</w:t>
-            </w:r>
-          </w:p>
-        </w:tc>
-        <w:tc>
-          <w:tcPr>
-            <w:tcW w:type="dxa" w:w="4706"/>
-          </w:tcPr>
-          <w:p>
-            <w:r>
-              <w:rPr>
-                <w:b w:val="0"/>
-                <w:i w:val="0"/>
-                <w:sz w:val="17"/>
-              </w:rPr>
-              <w:t>Les informations sur l'acte de naissance (ni Jours, ni mois et ni années) de  Pape Sarr  manquent, s'il vous plait pouvez-vous fournir d'effort pour avoir ces informations.</w:t>
-            </w:r>
-          </w:p>
-        </w:tc>
-      </w:tr>
-      <w:tr>
-        <w:tc>
-          <w:tcPr>
-            <w:tcW w:type="dxa" w:w="964"/>
-          </w:tcPr>
-          <w:p>
-            <w:r>
-              <w:rPr>
-                <w:b/>
-                <w:i w:val="0"/>
-                <w:color w:val="EA580C"/>
-                <w:sz w:val="16"/>
-              </w:rPr>
-              <w:t>Moyenne</w:t>
-            </w:r>
-          </w:p>
-        </w:tc>
-        <w:tc>
-          <w:tcPr>
-            <w:tcW w:type="dxa" w:w="1247"/>
-          </w:tcPr>
-          <w:p>
-            <w:r>
-              <w:rPr>
-                <w:b/>
-                <w:i w:val="0"/>
-                <w:sz w:val="16"/>
-              </w:rPr>
-              <w:t>S01</w:t>
-              <w:br/>
-            </w:r>
-            <w:r>
-              <w:rPr>
-                <w:b w:val="0"/>
-                <w:i w:val="0"/>
-                <w:color w:val="64748B"/>
-                <w:sz w:val="14"/>
-              </w:rPr>
-              <w:t>Démographie</w:t>
-            </w:r>
-          </w:p>
-        </w:tc>
-        <w:tc>
-          <w:tcPr>
-            <w:tcW w:type="dxa" w:w="1531"/>
-          </w:tcPr>
-          <w:p>
-            <w:r>
-              <w:rPr>
-                <w:b/>
-                <w:i w:val="0"/>
-                <w:color w:val="16A34A"/>
-                <w:sz w:val="16"/>
-              </w:rPr>
-              <w:t>—</w:t>
-            </w:r>
-          </w:p>
-        </w:tc>
-        <w:tc>
-          <w:tcPr>
-            <w:tcW w:type="dxa" w:w="1191"/>
-          </w:tcPr>
-          <w:p>
-            <w:r>
-              <w:rPr>
-                <w:b w:val="0"/>
-                <w:i w:val="0"/>
-                <w:color w:val="64748B"/>
-                <w:sz w:val="16"/>
-              </w:rPr>
-              <w:t>GT-CQ</w:t>
-            </w:r>
-          </w:p>
-        </w:tc>
-        <w:tc>
-          <w:tcPr>
-            <w:tcW w:type="dxa" w:w="4706"/>
-          </w:tcPr>
-          <w:p>
-            <w:r>
-              <w:rPr>
-                <w:b w:val="0"/>
-                <w:i w:val="0"/>
-                <w:sz w:val="17"/>
-              </w:rPr>
               <w:t>Prière de verifier l'information donnée par Pape Sarr ou corriger au niveau de la section 1.</w:t>
-            </w:r>
-          </w:p>
-        </w:tc>
-      </w:tr>
-      <w:tr>
-        <w:tc>
-          <w:tcPr>
-            <w:tcW w:type="dxa" w:w="964"/>
-          </w:tcPr>
-          <w:p>
-            <w:r>
-              <w:rPr>
-                <w:b/>
-                <w:i w:val="0"/>
-                <w:color w:val="EA580C"/>
-                <w:sz w:val="16"/>
-              </w:rPr>
-              <w:t>Moyenne</w:t>
-            </w:r>
-          </w:p>
-        </w:tc>
-        <w:tc>
-          <w:tcPr>
-            <w:tcW w:type="dxa" w:w="1247"/>
-          </w:tcPr>
-          <w:p>
-            <w:r>
-              <w:rPr>
-                <w:b/>
-                <w:i w:val="0"/>
-                <w:sz w:val="16"/>
-              </w:rPr>
-              <w:t>S01</w:t>
-              <w:br/>
-            </w:r>
-            <w:r>
-              <w:rPr>
-                <w:b w:val="0"/>
-                <w:i w:val="0"/>
-                <w:color w:val="64748B"/>
-                <w:sz w:val="14"/>
-              </w:rPr>
-              <w:t>Démographie</w:t>
-            </w:r>
-          </w:p>
-        </w:tc>
-        <w:tc>
-          <w:tcPr>
-            <w:tcW w:type="dxa" w:w="1531"/>
-          </w:tcPr>
-          <w:p>
-            <w:r>
-              <w:rPr>
-                <w:b/>
-                <w:i w:val="0"/>
-                <w:color w:val="16A34A"/>
-                <w:sz w:val="16"/>
-              </w:rPr>
-              <w:t>s00q27, s01q03a, s01q03b, s01q03c, s01q00b</w:t>
-            </w:r>
-          </w:p>
-        </w:tc>
-        <w:tc>
-          <w:tcPr>
-            <w:tcW w:type="dxa" w:w="1191"/>
-          </w:tcPr>
-          <w:p>
-            <w:r>
-              <w:rPr>
-                <w:b w:val="0"/>
-                <w:i w:val="0"/>
-                <w:color w:val="64748B"/>
-                <w:sz w:val="16"/>
-              </w:rPr>
-              <w:t>GT-CQ</w:t>
-            </w:r>
-          </w:p>
-        </w:tc>
-        <w:tc>
-          <w:tcPr>
-            <w:tcW w:type="dxa" w:w="4706"/>
-          </w:tcPr>
-          <w:p>
-            <w:r>
-              <w:rPr>
-                <w:b w:val="0"/>
-                <w:i w:val="0"/>
-                <w:sz w:val="17"/>
-              </w:rPr>
-              <w:t>Les informations sur l'acte de naissance (ni Jours, ni mois et ni années) de  khodia gueye  manquent, s'il vous plait pouvez-vous fournir d'effort pour avoir ces informations.</w:t>
             </w:r>
           </w:p>
         </w:tc>
